--- a/resubmission/table_1.docx
+++ b/resubmission/table_1.docx
@@ -49,7 +49,7 @@
           <w:sz w:val="24"/>
           <w:color w:val="333333"/>
         </w:rPr>
-        <w:t xml:space="default">Table 1: Population inside or within 10 km of protected areas in 2020</w:t>
+        <w:t xml:space="default">Implied population magnitudes by evaluation design</w:t>
       </w:r>
     </w:p>
     <w:p>
@@ -65,7 +65,7 @@
           <w:sz w:val="20"/>
           <w:color w:val="333333"/>
         </w:rPr>
-        <w:t xml:space="default">75 low- and lower-middle-income countries (excl. India), GHSL estimates. All PAs present in the May 2021 WDPA release.</w:t>
+        <w:t xml:space="default">All PAs in 2020 (incl. unknown designation year), 75 LMICs (excl. India), GHSL population estimates</w:t>
       </w:r>
     </w:p>
     <w:tbl xmlns:w="http://schemas.openxmlformats.org/wordprocessingml/2006/main" xmlns:wp="http://schemas.openxmlformats.org/drawingml/2006/wordprocessingDrawing" xmlns:r="http://schemas.openxmlformats.org/officeDocument/2006/relationships" xmlns:w14="http://schemas.microsoft.com/office/word/2010/wordml">
@@ -104,7 +104,7 @@
                 <w:rFonts w:ascii="Calibri" w:hAnsi="Calibri"/>
                 <w:sz w:val="20"/>
               </w:rPr>
-              <w:t xml:space="default"/>
+              <w:t xml:space="default">Evaluation design (exposure definition)</w:t>
             </w:r>
           </w:p>
         </w:tc>
@@ -126,165 +126,7 @@
                 <w:rFonts w:ascii="Calibri" w:hAnsi="Calibri"/>
                 <w:sz w:val="20"/>
               </w:rPr>
-              <w:t xml:space="preserve">PA area</w:t>
-            </w:r>
-          </w:p>
-          <w:p>
-            <w:pPr>
-              <w:spacing w:before="0" w:after="60"/>
-              <w:keepNext/>
-              <w:jc w:val="center"/>
-            </w:pPr>
-            <w:r>
-              <w:rPr>
-                <w:rFonts w:ascii="Calibri" w:hAnsi="Calibri"/>
-                <w:sz w:val="20"/>
-              </w:rPr>
-              <w:t xml:space="preserve">(×1000 km²)</w:t>
-            </w:r>
-          </w:p>
-        </w:tc>
-        <w:tc>
-          <w:tcPr>
-            <w:tcBorders>
-              <w:top w:val="single" w:sz="16" w:space="0" w:color="D3D3D3"/>
-              <w:bottom w:val="single" w:sz="16" w:space="0" w:color="D3D3D3"/>
-            </w:tcBorders>
-          </w:tcPr>
-          <w:p>
-            <w:pPr>
-              <w:spacing w:before="0" w:after="60"/>
-              <w:keepNext/>
-              <w:jc w:val="center"/>
-            </w:pPr>
-            <w:r>
-              <w:rPr>
-                <w:rFonts w:ascii="Calibri" w:hAnsi="Calibri"/>
-                <w:sz w:val="20"/>
-              </w:rPr>
-              <w:t xml:space="preserve">Pop. inside</w:t>
-            </w:r>
-          </w:p>
-          <w:p>
-            <w:pPr>
-              <w:spacing w:before="0" w:after="60"/>
-              <w:keepNext/>
-              <w:jc w:val="center"/>
-            </w:pPr>
-            <w:r>
-              <w:rPr>
-                <w:rFonts w:ascii="Calibri" w:hAnsi="Calibri"/>
-                <w:sz w:val="20"/>
-              </w:rPr>
-              <w:t xml:space="preserve">PAs (M)</w:t>
-            </w:r>
-          </w:p>
-        </w:tc>
-        <w:tc>
-          <w:tcPr>
-            <w:tcBorders>
-              <w:top w:val="single" w:sz="16" w:space="0" w:color="D3D3D3"/>
-              <w:bottom w:val="single" w:sz="16" w:space="0" w:color="D3D3D3"/>
-            </w:tcBorders>
-          </w:tcPr>
-          <w:p>
-            <w:pPr>
-              <w:spacing w:before="0" w:after="60"/>
-              <w:keepNext/>
-              <w:jc w:val="center"/>
-            </w:pPr>
-            <w:r>
-              <w:rPr>
-                <w:rFonts w:ascii="Calibri" w:hAnsi="Calibri"/>
-                <w:sz w:val="20"/>
-              </w:rPr>
-              <w:t xml:space="preserve">Pop. inside or</w:t>
-            </w:r>
-          </w:p>
-          <w:p>
-            <w:pPr>
-              <w:spacing w:before="0" w:after="60"/>
-              <w:keepNext/>
-              <w:jc w:val="center"/>
-            </w:pPr>
-            <w:r>
-              <w:rPr>
-                <w:rFonts w:ascii="Calibri" w:hAnsi="Calibri"/>
-                <w:sz w:val="20"/>
-              </w:rPr>
-              <w:t xml:space="preserve">within 10 km (M)</w:t>
-            </w:r>
-          </w:p>
-        </w:tc>
-        <w:tc>
-          <w:tcPr>
-            <w:tcBorders>
-              <w:top w:val="single" w:sz="16" w:space="0" w:color="D3D3D3"/>
-              <w:bottom w:val="single" w:sz="16" w:space="0" w:color="D3D3D3"/>
-            </w:tcBorders>
-          </w:tcPr>
-          <w:p>
-            <w:pPr>
-              <w:spacing w:before="0" w:after="60"/>
-              <w:keepNext/>
-              <w:jc w:val="center"/>
-            </w:pPr>
-            <w:r>
-              <w:rPr>
-                <w:rFonts w:ascii="Calibri" w:hAnsi="Calibri"/>
-                <w:sz w:val="20"/>
-              </w:rPr>
-              <w:t xml:space="preserve">Total</w:t>
-            </w:r>
-          </w:p>
-          <w:p>
-            <w:pPr>
-              <w:spacing w:before="0" w:after="60"/>
-              <w:keepNext/>
-              <w:jc w:val="center"/>
-            </w:pPr>
-            <w:r>
-              <w:rPr>
-                <w:rFonts w:ascii="Calibri" w:hAnsi="Calibri"/>
-                <w:sz w:val="20"/>
-              </w:rPr>
-              <w:t xml:space="preserve">pop. (M)</w:t>
-            </w:r>
-          </w:p>
-        </w:tc>
-        <w:tc>
-          <w:tcPr>
-            <w:tcBorders>
-              <w:top w:val="single" w:sz="16" w:space="0" w:color="D3D3D3"/>
-              <w:bottom w:val="single" w:sz="16" w:space="0" w:color="D3D3D3"/>
-            </w:tcBorders>
-          </w:tcPr>
-          <w:p>
-            <w:pPr>
-              <w:spacing w:before="0" w:after="60"/>
-              <w:keepNext/>
-              <w:jc w:val="center"/>
-            </w:pPr>
-            <w:r>
-              <w:rPr>
-                <w:rFonts w:ascii="Calibri" w:hAnsi="Calibri"/>
-                <w:sz w:val="20"/>
-              </w:rPr>
-              <w:t xml:space="preserve">% inside</w:t>
-            </w:r>
-          </w:p>
-          <w:p>
-            <w:pPr>
-              <w:spacing w:before="0" w:after="60"/>
-              <w:keepNext/>
-              <w:jc w:val="center"/>
-            </w:pPr>
-            <w:r>
-              <w:rPr>
-                <w:rFonts w:ascii="Calibri" w:hAnsi="Calibri"/>
-                <w:sz w:val="20"/>
-              </w:rPr>
-              <w:t xml:space="preserve">PAs</w:t>
+              <w:t xml:space="default">Population (millions)</w:t>
             </w:r>
           </w:p>
         </w:tc>
@@ -307,21 +149,7 @@
                 <w:rFonts w:ascii="Calibri" w:hAnsi="Calibri"/>
                 <w:sz w:val="20"/>
               </w:rPr>
-              <w:t xml:space="preserve">% inside or</w:t>
-            </w:r>
-          </w:p>
-          <w:p>
-            <w:pPr>
-              <w:spacing w:before="0" w:after="60"/>
-              <w:keepNext/>
-              <w:jc w:val="center"/>
-            </w:pPr>
-            <w:r>
-              <w:rPr>
-                <w:rFonts w:ascii="Calibri" w:hAnsi="Calibri"/>
-                <w:sz w:val="20"/>
-              </w:rPr>
-              <w:t xml:space="preserve">within 10 km</w:t>
+              <w:t xml:space="default">% of LMIC population</w:t>
             </w:r>
           </w:p>
         </w:tc>
@@ -350,31 +178,7 @@
                 <w:rFonts w:ascii="Calibri" w:hAnsi="Calibri"/>
                 <w:sz w:val="20"/>
               </w:rPr>
-              <w:t xml:space="default">75 LMICs</w:t>
-            </w:r>
-          </w:p>
-        </w:tc>
-        <w:tc>
-          <w:tcPr>
-            <w:tcBorders>
-              <w:top w:val="single" w:space="0" w:color="D3D3D3"/>
-              <w:bottom w:val="single" w:space="0" w:color="D3D3D3"/>
-              <w:start w:val="single" w:space="0" w:color="D3D3D3"/>
-              <w:end w:val="single" w:space="0" w:color="D3D3D3"/>
-            </w:tcBorders>
-          </w:tcPr>
-          <w:p>
-            <w:pPr>
-              <w:spacing w:before="0" w:after="60"/>
-              <w:keepNext/>
-              <w:jc w:val="center"/>
-            </w:pPr>
-            <w:r>
-              <w:rPr>
-                <w:rFonts w:ascii="Calibri" w:hAnsi="Calibri"/>
-                <w:sz w:val="20"/>
-              </w:rPr>
-              <w:t xml:space="default">4,255.9</w:t>
+              <w:t xml:space="default">In-out comparison (inside PAs only)</w:t>
             </w:r>
           </w:p>
         </w:tc>
@@ -422,7 +226,36 @@
                 <w:rFonts w:ascii="Calibri" w:hAnsi="Calibri"/>
                 <w:sz w:val="20"/>
               </w:rPr>
-              <w:t xml:space="default">902.1</w:t>
+              <w:t xml:space="default">2.5</w:t>
+            </w:r>
+          </w:p>
+        </w:tc>
+      </w:tr>
+      <w:tr>
+        <w:trPr>
+          <w:cantSplit/>
+        </w:trPr>
+        <w:tc>
+          <w:tcPr>
+            <w:tcBorders>
+              <w:top w:val="single" w:space="0" w:color="D3D3D3"/>
+              <w:bottom w:val="single" w:space="0" w:color="D3D3D3"/>
+              <w:start w:val="single" w:space="0" w:color="D3D3D3"/>
+              <w:end w:val="single" w:space="0" w:color="D3D3D3"/>
+            </w:tcBorders>
+          </w:tcPr>
+          <w:p>
+            <w:pPr>
+              <w:spacing w:before="0" w:after="60"/>
+              <w:keepNext/>
+              <w:jc w:val="start"/>
+            </w:pPr>
+            <w:r>
+              <w:rPr>
+                <w:rFonts w:ascii="Calibri" w:hAnsi="Calibri"/>
+                <w:sz w:val="20"/>
+              </w:rPr>
+              <w:t xml:space="default">Inside PAs or within 10 km</w:t>
             </w:r>
           </w:p>
         </w:tc>
@@ -446,31 +279,7 @@
                 <w:rFonts w:ascii="Calibri" w:hAnsi="Calibri"/>
                 <w:sz w:val="20"/>
               </w:rPr>
-              <w:t xml:space="default">2,462.6</w:t>
-            </w:r>
-          </w:p>
-        </w:tc>
-        <w:tc>
-          <w:tcPr>
-            <w:tcBorders>
-              <w:top w:val="single" w:space="0" w:color="D3D3D3"/>
-              <w:bottom w:val="single" w:space="0" w:color="D3D3D3"/>
-              <w:start w:val="single" w:space="0" w:color="D3D3D3"/>
-              <w:end w:val="single" w:space="0" w:color="D3D3D3"/>
-            </w:tcBorders>
-          </w:tcPr>
-          <w:p>
-            <w:pPr>
-              <w:spacing w:before="0" w:after="60"/>
-              <w:keepNext/>
-              <w:jc w:val="center"/>
-            </w:pPr>
-            <w:r>
-              <w:rPr>
-                <w:rFonts w:ascii="Calibri" w:hAnsi="Calibri"/>
-                <w:sz w:val="20"/>
-              </w:rPr>
-              <w:t xml:space="default">2.5</w:t>
+              <w:t xml:space="default">902.1</w:t>
             </w:r>
           </w:p>
         </w:tc>
@@ -505,7 +314,238 @@
         </w:trPr>
         <w:tc>
           <w:tcPr>
-            <w:gridSpan w:val="7"/>
+            <w:tcBorders>
+              <w:top w:val="single" w:space="0" w:color="D3D3D3"/>
+              <w:bottom w:val="single" w:space="0" w:color="D3D3D3"/>
+              <w:start w:val="single" w:space="0" w:color="D3D3D3"/>
+              <w:end w:val="single" w:space="0" w:color="D3D3D3"/>
+            </w:tcBorders>
+          </w:tcPr>
+          <w:p>
+            <w:pPr>
+              <w:spacing w:before="0" w:after="60"/>
+              <w:keepNext/>
+              <w:jc w:val="start"/>
+            </w:pPr>
+            <w:r>
+              <w:rPr>
+                <w:rFonts w:ascii="Calibri" w:hAnsi="Calibri"/>
+                <w:sz w:val="20"/>
+              </w:rPr>
+              <w:t xml:space="default">Strict PAs only (IUCN Ia-III): inside or within 10 km</w:t>
+            </w:r>
+          </w:p>
+        </w:tc>
+        <w:tc>
+          <w:tcPr>
+            <w:tcBorders>
+              <w:top w:val="single" w:space="0" w:color="D3D3D3"/>
+              <w:bottom w:val="single" w:space="0" w:color="D3D3D3"/>
+              <w:start w:val="single" w:space="0" w:color="D3D3D3"/>
+              <w:end w:val="single" w:space="0" w:color="D3D3D3"/>
+            </w:tcBorders>
+          </w:tcPr>
+          <w:p>
+            <w:pPr>
+              <w:spacing w:before="0" w:after="60"/>
+              <w:keepNext/>
+              <w:jc w:val="center"/>
+            </w:pPr>
+            <w:r>
+              <w:rPr>
+                <w:rFonts w:ascii="Calibri" w:hAnsi="Calibri"/>
+                <w:sz w:val="20"/>
+              </w:rPr>
+              <w:t xml:space="default">196.1</w:t>
+            </w:r>
+          </w:p>
+        </w:tc>
+        <w:tc>
+          <w:tcPr>
+            <w:tcBorders>
+              <w:top w:val="single" w:space="0" w:color="D3D3D3"/>
+              <w:bottom w:val="single" w:space="0" w:color="D3D3D3"/>
+              <w:start w:val="single" w:space="0" w:color="D3D3D3"/>
+              <w:end w:val="single" w:space="0" w:color="D3D3D3"/>
+            </w:tcBorders>
+          </w:tcPr>
+          <w:p>
+            <w:pPr>
+              <w:spacing w:before="0" w:after="60"/>
+              <w:keepNext/>
+              <w:jc w:val="center"/>
+            </w:pPr>
+            <w:r>
+              <w:rPr>
+                <w:rFonts w:ascii="Calibri" w:hAnsi="Calibri"/>
+                <w:sz w:val="20"/>
+              </w:rPr>
+              <w:t xml:space="default">8.0</w:t>
+            </w:r>
+          </w:p>
+        </w:tc>
+      </w:tr>
+      <w:tr>
+        <w:trPr>
+          <w:cantSplit/>
+        </w:trPr>
+        <w:tc>
+          <w:tcPr>
+            <w:tcBorders>
+              <w:top w:val="single" w:space="0" w:color="D3D3D3"/>
+              <w:bottom w:val="single" w:space="0" w:color="D3D3D3"/>
+              <w:start w:val="single" w:space="0" w:color="D3D3D3"/>
+              <w:end w:val="single" w:space="0" w:color="D3D3D3"/>
+            </w:tcBorders>
+          </w:tcPr>
+          <w:p>
+            <w:pPr>
+              <w:spacing w:before="0" w:after="60"/>
+              <w:keepNext/>
+              <w:jc w:val="start"/>
+            </w:pPr>
+            <w:r>
+              <w:rPr>
+                <w:rFonts w:ascii="Calibri" w:hAnsi="Calibri"/>
+                <w:sz w:val="20"/>
+              </w:rPr>
+              <w:t xml:space="default">Non-strict PAs only (IUCN IV-VI): inside or within 10 km</w:t>
+            </w:r>
+          </w:p>
+        </w:tc>
+        <w:tc>
+          <w:tcPr>
+            <w:tcBorders>
+              <w:top w:val="single" w:space="0" w:color="D3D3D3"/>
+              <w:bottom w:val="single" w:space="0" w:color="D3D3D3"/>
+              <w:start w:val="single" w:space="0" w:color="D3D3D3"/>
+              <w:end w:val="single" w:space="0" w:color="D3D3D3"/>
+            </w:tcBorders>
+          </w:tcPr>
+          <w:p>
+            <w:pPr>
+              <w:spacing w:before="0" w:after="60"/>
+              <w:keepNext/>
+              <w:jc w:val="center"/>
+            </w:pPr>
+            <w:r>
+              <w:rPr>
+                <w:rFonts w:ascii="Calibri" w:hAnsi="Calibri"/>
+                <w:sz w:val="20"/>
+              </w:rPr>
+              <w:t xml:space="default">243.5</w:t>
+            </w:r>
+          </w:p>
+        </w:tc>
+        <w:tc>
+          <w:tcPr>
+            <w:tcBorders>
+              <w:top w:val="single" w:space="0" w:color="D3D3D3"/>
+              <w:bottom w:val="single" w:space="0" w:color="D3D3D3"/>
+              <w:start w:val="single" w:space="0" w:color="D3D3D3"/>
+              <w:end w:val="single" w:space="0" w:color="D3D3D3"/>
+            </w:tcBorders>
+          </w:tcPr>
+          <w:p>
+            <w:pPr>
+              <w:spacing w:before="0" w:after="60"/>
+              <w:keepNext/>
+              <w:jc w:val="center"/>
+            </w:pPr>
+            <w:r>
+              <w:rPr>
+                <w:rFonts w:ascii="Calibri" w:hAnsi="Calibri"/>
+                <w:sz w:val="20"/>
+              </w:rPr>
+              <w:t xml:space="default">9.9</w:t>
+            </w:r>
+          </w:p>
+        </w:tc>
+      </w:tr>
+      <w:tr>
+        <w:trPr>
+          <w:cantSplit/>
+        </w:trPr>
+        <w:tc>
+          <w:tcPr>
+            <w:tcBorders>
+              <w:top w:val="single" w:space="0" w:color="D3D3D3"/>
+              <w:bottom w:val="single" w:space="0" w:color="D3D3D3"/>
+              <w:start w:val="single" w:space="0" w:color="D3D3D3"/>
+              <w:end w:val="single" w:space="0" w:color="D3D3D3"/>
+            </w:tcBorders>
+          </w:tcPr>
+          <w:p>
+            <w:pPr>
+              <w:spacing w:before="0" w:after="60"/>
+              <w:keepNext/>
+              <w:jc w:val="start"/>
+            </w:pPr>
+            <w:r>
+              <w:rPr>
+                <w:rFonts w:ascii="Calibri" w:hAnsi="Calibri"/>
+                <w:sz w:val="20"/>
+              </w:rPr>
+              <w:t xml:space="default">Unknown category PAs: inside or within 10 km</w:t>
+            </w:r>
+          </w:p>
+        </w:tc>
+        <w:tc>
+          <w:tcPr>
+            <w:tcBorders>
+              <w:top w:val="single" w:space="0" w:color="D3D3D3"/>
+              <w:bottom w:val="single" w:space="0" w:color="D3D3D3"/>
+              <w:start w:val="single" w:space="0" w:color="D3D3D3"/>
+              <w:end w:val="single" w:space="0" w:color="D3D3D3"/>
+            </w:tcBorders>
+          </w:tcPr>
+          <w:p>
+            <w:pPr>
+              <w:spacing w:before="0" w:after="60"/>
+              <w:keepNext/>
+              <w:jc w:val="center"/>
+            </w:pPr>
+            <w:r>
+              <w:rPr>
+                <w:rFonts w:ascii="Calibri" w:hAnsi="Calibri"/>
+                <w:sz w:val="20"/>
+              </w:rPr>
+              <w:t xml:space="default">462.5</w:t>
+            </w:r>
+          </w:p>
+        </w:tc>
+        <w:tc>
+          <w:tcPr>
+            <w:tcBorders>
+              <w:top w:val="single" w:space="0" w:color="D3D3D3"/>
+              <w:bottom w:val="single" w:space="0" w:color="D3D3D3"/>
+              <w:start w:val="single" w:space="0" w:color="D3D3D3"/>
+              <w:end w:val="single" w:space="0" w:color="D3D3D3"/>
+            </w:tcBorders>
+          </w:tcPr>
+          <w:p>
+            <w:pPr>
+              <w:spacing w:before="0" w:after="60"/>
+              <w:keepNext/>
+              <w:jc w:val="center"/>
+            </w:pPr>
+            <w:r>
+              <w:rPr>
+                <w:rFonts w:ascii="Calibri" w:hAnsi="Calibri"/>
+                <w:sz w:val="20"/>
+              </w:rPr>
+              <w:t xml:space="default">18.8</w:t>
+            </w:r>
+          </w:p>
+        </w:tc>
+      </w:tr>
+      <w:tr>
+        <w:trPr>
+          <w:cantSplit/>
+        </w:trPr>
+        <w:tc>
+          <w:tcPr>
+            <w:gridSpan w:val="3"/>
           </w:tcPr>
           <w:p>
             <w:pPr>
@@ -517,7 +557,7 @@
                 <w:rFonts w:ascii="Calibri" w:hAnsi="Calibri"/>
                 <w:sz w:val="20"/>
               </w:rPr>
-              <w:t xml:space="default">Source: WDPA May 2021, GHSL. Includes PAs with confirmed and unknown designation year.</w:t>
+              <w:t xml:space="default">Source: WDPA May 2021, GHSL 2020. 'Within 10 km' includes populations inside PAs.</w:t>
             </w:r>
           </w:p>
         </w:tc>
